--- a/word_reports/LP_0193_위치_264_Johnny Horton_Greatest Hi.docx
+++ b/word_reports/LP_0193_위치_264_Johnny Horton_Greatest Hi.docx
@@ -4,7 +4,7 @@
   <w:body>
     <w:p>
       <w:pPr>
-        <w:spacing w:after="280"/>
+        <w:spacing w:after="80"/>
       </w:pPr>
       <w:r>
         <w:rPr w:rFonts="맑은 고딕">
@@ -13,94 +13,47 @@
           <w:color w:val="1E3A8A"/>
           <w:sz w:val="30"/>
         </w:rPr>
-        <w:t>[264] Johnny Horton - Greatest Hits</w:t>
+        <w:t>Johnny Horton (조니 호튼) - Greatest Hits</w:t>
       </w:r>
     </w:p>
     <w:p>
       <w:pPr>
-        <w:spacing w:after="320"/>
+        <w:spacing w:after="240"/>
       </w:pPr>
       <w:r>
         <w:rPr w:rFonts="맑은 고딕">
           <w:rFonts w:ascii="맑은 고딕" w:hAnsi="맑은 고딕" w:eastAsia="맑은 고딕"/>
           <w:b/>
-          <w:sz w:val="20"/>
+          <w:color w:val="4B5563"/>
+          <w:sz w:val="22"/>
         </w:rPr>
-        <w:t>■ 위치 : 264</w:t>
-        <w:br/>
-      </w:r>
-      <w:r>
-        <w:rPr w:rFonts="맑은 고딕">
-          <w:rFonts w:ascii="맑은 고딕" w:hAnsi="맑은 고딕" w:eastAsia="맑은 고딕"/>
-          <w:b/>
-          <w:sz w:val="20"/>
-        </w:rPr>
-        <w:t>■ 아티스트 : Johnny Horton</w:t>
-        <w:br/>
-      </w:r>
-      <w:r>
-        <w:rPr w:rFonts="맑은 고딕">
-          <w:rFonts w:ascii="맑은 고딕" w:hAnsi="맑은 고딕" w:eastAsia="맑은 고딕"/>
-          <w:b/>
-          <w:sz w:val="20"/>
-        </w:rPr>
-        <w:t>■ 앨범명 : Greatest Hits</w:t>
-        <w:br/>
-      </w:r>
-      <w:r>
-        <w:rPr w:rFonts="맑은 고딕">
-          <w:rFonts w:ascii="맑은 고딕" w:hAnsi="맑은 고딕" w:eastAsia="맑은 고딕"/>
-          <w:b w:val="0"/>
-          <w:sz w:val="20"/>
-        </w:rPr>
-        <w:t>■ 음반 레이블 : Columbia Records</w:t>
-        <w:br/>
-      </w:r>
-      <w:r>
-        <w:rPr w:rFonts="맑은 고딕">
-          <w:rFonts w:ascii="맑은 고딕" w:hAnsi="맑은 고딕" w:eastAsia="맑은 고딕"/>
-          <w:b w:val="0"/>
-          <w:sz w:val="20"/>
-        </w:rPr>
-        <w:t>■ 발매년도 : 1961</w:t>
-        <w:br/>
-      </w:r>
-      <w:r>
-        <w:rPr w:rFonts="맑은 고딕">
-          <w:rFonts w:ascii="맑은 고딕" w:hAnsi="맑은 고딕" w:eastAsia="맑은 고딕"/>
-          <w:b w:val="0"/>
-          <w:sz w:val="20"/>
-        </w:rPr>
-        <w:t>■ 장르 : 컨트리, 록카빌리, 포크 (컨트리 세이거 송)</w:t>
-        <w:br/>
-      </w:r>
-      <w:r>
-        <w:rPr w:rFonts="맑은 고딕">
-          <w:rFonts w:ascii="맑은 고딕" w:hAnsi="맑은 고딕" w:eastAsia="맑은 고딕"/>
-          <w:b w:val="0"/>
-          <w:sz w:val="20"/>
-        </w:rPr>
-        <w:t>■ 주요 수록곡 : 1. The Battle of New Orleans</w:t>
-        <w:br/>
+        <w:t>위치 :  264</w:t>
       </w:r>
     </w:p>
     <w:p>
       <w:pPr>
-        <w:spacing w:after="160"/>
+        <w:spacing w:line="324" w:lineRule="auto" w:before="80" w:after="160"/>
       </w:pPr>
       <w:r>
         <w:rPr w:rFonts="맑은 고딕">
           <w:rFonts w:ascii="맑은 고딕" w:hAnsi="맑은 고딕" w:eastAsia="맑은 고딕"/>
           <w:b/>
           <w:color w:val="1F2937"/>
-          <w:sz w:val="24"/>
+          <w:sz w:val="22"/>
         </w:rPr>
-        <w:t>■ 음반 해설 및 감상 가이드</w:t>
+        <w:t xml:space="preserve">[음반 소개] </w:t>
+      </w:r>
+      <w:r>
+        <w:rPr w:rFonts="맑은 고딕">
+          <w:rFonts w:ascii="맑은 고딕" w:hAnsi="맑은 고딕" w:eastAsia="맑은 고딕"/>
+          <w:b w:val="0"/>
+          <w:sz w:val="21"/>
+        </w:rPr>
       </w:r>
     </w:p>
     <w:p>
       <w:pPr>
-        <w:spacing w:line="312" w:lineRule="auto" w:after="120"/>
+        <w:spacing w:line="324" w:lineRule="auto" w:after="120"/>
       </w:pPr>
       <w:r>
         <w:rPr w:rFonts="맑은 고딕">
@@ -108,51 +61,516 @@
           <w:b w:val="0"/>
           <w:sz w:val="21"/>
         </w:rPr>
-        <w:t>1960년 11월, 절정의 기량을 선보이던 거장 조니 호튼(Johnny Horton)이 비극적인 교통사고로 요절한 직후, 컬럼비아 레코드(Columbia Records)를 통해 발매된 본 음반은 미국 음악사에 불멸의 궤적을 남긴 위대한 아티스트를 향한 가장 완벽한 헌사이자 음악적 정수입니다. 1950년대 후반부터 60년대 초까지 전통 컨트리와 초기 록카빌리, 그리고 개척시대의 서사를 담은 '세이거 송(Saga Song)'의 경계를 자유로이 넘나들었던 그의 유산이 한 장의 LP에 집대성되어 있습니다.</w:t>
+        <w:t>역사의 격랑과 광활한 대지의 숨결을 노래한 음유시인, 조니 호튼(Johnny Horton)의 가장 찬란한 순간들을 아로새긴 불멸의 명반입니다. 1960년 서른다섯이라는 안타까운 나이에 세상을 떠난 그의 음악적 유산이 집대성된 이 앨범은, 거친 야성과 애수 어린 낭만이 교차하는 미국 전통 음악의 정수를 보여줍니다. 웅장한 서사시를 들려주듯 울려 퍼지는 호쾌한 바리톤 음색과 소박한 어쿠스틱 사운드는 반세기를 훌쩍 넘긴 오늘날에도 가슴 벅찬 감동으로 다가옵니다. 아날로그 바이닐의 홈을 따라 흐르는 그의 목소리는 단순한 옛 노래를 넘어, 잃어버린 시대의 낭만과 개척자 정신을 되살려내는 고귀한 음악적 시간 여행을 선사합니다.</w:t>
       </w:r>
     </w:p>
     <w:p>
       <w:pPr>
-        <w:spacing w:line="312" w:lineRule="auto" w:after="120"/>
+        <w:spacing w:line="324" w:lineRule="auto" w:before="200" w:after="80"/>
       </w:pPr>
+      <w:r>
+        <w:rPr w:rFonts="맑은 고딕">
+          <w:rFonts w:ascii="맑은 고딕" w:hAnsi="맑은 고딕" w:eastAsia="맑은 고딕"/>
+          <w:b/>
+          <w:color w:val="1E3A8A"/>
+          <w:sz w:val="24"/>
+        </w:rPr>
+        <w:t>1. 음반 데이터</w:t>
+      </w:r>
+    </w:p>
+    <w:p>
+      <w:pPr>
+        <w:spacing w:line="324" w:lineRule="auto" w:after="80"/>
+      </w:pPr>
+      <w:r>
+        <w:rPr w:rFonts="맑은 고딕">
+          <w:rFonts w:ascii="맑은 고딕" w:hAnsi="맑은 고딕" w:eastAsia="맑은 고딕"/>
+          <w:b w:val="0"/>
+          <w:color w:val="6B7280"/>
+          <w:sz w:val="21"/>
+        </w:rPr>
+        <w:t xml:space="preserve">· </w:t>
+      </w:r>
+      <w:r>
+        <w:rPr w:rFonts="맑은 고딕">
+          <w:rFonts w:ascii="맑은 고딕" w:hAnsi="맑은 고딕" w:eastAsia="맑은 고딕"/>
+          <w:b/>
+          <w:color w:val="1F2937"/>
+          <w:sz w:val="21"/>
+        </w:rPr>
+        <w:t xml:space="preserve">앨범명: </w:t>
+      </w:r>
       <w:r>
         <w:rPr w:rFonts="맑은 고딕">
           <w:rFonts w:ascii="맑은 고딕" w:hAnsi="맑은 고딕" w:eastAsia="맑은 고딕"/>
           <w:b w:val="0"/>
           <w:sz w:val="21"/>
         </w:rPr>
-        <w:t>조니 호튼의 음색은 단단하면서도 명료하며, 청자의 귀를 한순간에 사로잡는 독보적인 서사적 당위성을 지니고 있습니다. 그의 목소리는 마치 들판의 바람을 뚫고 전달되는 전령의 목소리처럼 웅장하면서도, 동시에 서정적인 울림을 내포합니다. 박진감 넘치는 드럼 리듬과 리드미컬한 반조 연주 위에 얹어지는 그의 명확한 발성은 역사 속 한 장면을 눈앞에 생생하게 펼쳐놓는 일종의 음향적 시네마를 구현합니다.</w:t>
+        <w:t>Greatest Hits</w:t>
       </w:r>
     </w:p>
     <w:p>
       <w:pPr>
-        <w:spacing w:line="312" w:lineRule="auto" w:after="120"/>
+        <w:spacing w:line="324" w:lineRule="auto" w:after="80"/>
       </w:pPr>
+      <w:r>
+        <w:rPr w:rFonts="맑은 고딕">
+          <w:rFonts w:ascii="맑은 고딕" w:hAnsi="맑은 고딕" w:eastAsia="맑은 고딕"/>
+          <w:b w:val="0"/>
+          <w:color w:val="6B7280"/>
+          <w:sz w:val="21"/>
+        </w:rPr>
+        <w:t xml:space="preserve">· </w:t>
+      </w:r>
+      <w:r>
+        <w:rPr w:rFonts="맑은 고딕">
+          <w:rFonts w:ascii="맑은 고딕" w:hAnsi="맑은 고딕" w:eastAsia="맑은 고딕"/>
+          <w:b/>
+          <w:color w:val="1F2937"/>
+          <w:sz w:val="21"/>
+        </w:rPr>
+        <w:t xml:space="preserve">아티스트: </w:t>
+      </w:r>
       <w:r>
         <w:rPr w:rFonts="맑은 고딕">
           <w:rFonts w:ascii="맑은 고딕" w:hAnsi="맑은 고딕" w:eastAsia="맑은 고딕"/>
           <w:b w:val="0"/>
           <w:sz w:val="21"/>
         </w:rPr>
-        <w:t>본 음반의 시그니처 트랙인 &lt;The Battle of New Orleans&gt;는 그래미 어워드를 거머쥔 명곡으로, 군가풍의 드럼 비트와 해학적인 가사, 그리고 호튼의 위트 있는 가창이 절묘한 조화를 이룹니다. 이어지는 영화 주제가 &lt;North to Alaska&gt;와 &lt;Sink the Bismarck&gt; 역시 웅장한 개척 정신과 모험심을 선사하는 불후의 명작입니다. 한편, 그에게 초기 명성을 안겨준 &lt;Honky-Tonk Man&gt;에서는 세련된 록카빌리의 스윙감을, &lt;Whispering Pines&gt; 같은 고요한 발라드에서는 그의 음색이 지닌 깊은 슬픔과 울림을 만끽할 수 있습니다.</w:t>
+        <w:t>Johnny Horton (조니 호튼)</w:t>
       </w:r>
     </w:p>
     <w:p>
       <w:pPr>
-        <w:spacing w:line="312" w:lineRule="auto" w:after="120"/>
+        <w:spacing w:line="324" w:lineRule="auto" w:after="80"/>
       </w:pPr>
+      <w:r>
+        <w:rPr w:rFonts="맑은 고딕">
+          <w:rFonts w:ascii="맑은 고딕" w:hAnsi="맑은 고딕" w:eastAsia="맑은 고딕"/>
+          <w:b w:val="0"/>
+          <w:color w:val="6B7280"/>
+          <w:sz w:val="21"/>
+        </w:rPr>
+        <w:t xml:space="preserve">· </w:t>
+      </w:r>
+      <w:r>
+        <w:rPr w:rFonts="맑은 고딕">
+          <w:rFonts w:ascii="맑은 고딕" w:hAnsi="맑은 고딕" w:eastAsia="맑은 고딕"/>
+          <w:b/>
+          <w:color w:val="1F2937"/>
+          <w:sz w:val="21"/>
+        </w:rPr>
+        <w:t xml:space="preserve">발매 정보: </w:t>
+      </w:r>
       <w:r>
         <w:rPr w:rFonts="맑은 고딕">
           <w:rFonts w:ascii="맑은 고딕" w:hAnsi="맑은 고딕" w:eastAsia="맑은 고딕"/>
           <w:b w:val="0"/>
           <w:sz w:val="21"/>
         </w:rPr>
-        <w:t>LP의 깊인 홈을 따라 흐르는 아날로그 사운드는 조니 호튼이 선사하는 호방한 서부의 공기와 생동감을 한층 더 입체적으로 살려냅니다. 미시시피강의 바람 소리와 알래스카의 설원을 지나온 듯한 그의 목소리는 시대를 초월하여 오늘날의 청자에게도 깊은 감동과 신선한 활력을 선사합니다. 이 앨범은 단순한 히트곡의 모음집을 넘어, 미국 뿌리 음악(American Roots Music)의 한 황금기를 증언하는 역사적 사료이자 LP 소장가들에게는 더없는 명반입니다.</w:t>
+        <w:t>조니 호튼이 비극적인 교통사고로 영면한 이듬해인 1961년, 컬럼비아 레코드(Columbia Records)를 통해 그의 예술혼을 기리고자 헌정 발매된 유작 성격의 베스트 앨범입니다.</w:t>
+      </w:r>
+    </w:p>
+    <w:p>
+      <w:pPr>
+        <w:spacing w:line="324" w:lineRule="auto" w:after="80"/>
+      </w:pPr>
+      <w:r>
+        <w:rPr w:rFonts="맑은 고딕">
+          <w:rFonts w:ascii="맑은 고딕" w:hAnsi="맑은 고딕" w:eastAsia="맑은 고딕"/>
+          <w:b w:val="0"/>
+          <w:color w:val="6B7280"/>
+          <w:sz w:val="21"/>
+        </w:rPr>
+        <w:t xml:space="preserve">· </w:t>
+      </w:r>
+      <w:r>
+        <w:rPr w:rFonts="맑은 고딕">
+          <w:rFonts w:ascii="맑은 고딕" w:hAnsi="맑은 고딕" w:eastAsia="맑은 고딕"/>
+          <w:b/>
+          <w:color w:val="1F2937"/>
+          <w:sz w:val="21"/>
+        </w:rPr>
+        <w:t xml:space="preserve">LP 인기도(판매량): </w:t>
+      </w:r>
+      <w:r>
+        <w:rPr w:rFonts="맑은 고딕">
+          <w:rFonts w:ascii="맑은 고딕" w:hAnsi="맑은 고딕" w:eastAsia="맑은 고딕"/>
+          <w:b w:val="0"/>
+          <w:sz w:val="21"/>
+        </w:rPr>
+        <w:t>발매 직후 미국 빌보드 앨범 차트(Billboard 200) 8위에 올랐으며, 전미음반산업협회(RIAA)로부터 플래티넘(Platinum, 100만 장 이상 판매) 인증을 획득하는 등 당대 팝과 컨트리 음악계에서 압도적인 상업적 성공을 거두었습니다.</w:t>
+      </w:r>
+    </w:p>
+    <w:p>
+      <w:pPr>
+        <w:spacing w:line="324" w:lineRule="auto" w:after="80"/>
+      </w:pPr>
+      <w:r>
+        <w:rPr w:rFonts="맑은 고딕">
+          <w:rFonts w:ascii="맑은 고딕" w:hAnsi="맑은 고딕" w:eastAsia="맑은 고딕"/>
+          <w:b w:val="0"/>
+          <w:color w:val="6B7280"/>
+          <w:sz w:val="21"/>
+        </w:rPr>
+        <w:t xml:space="preserve">· </w:t>
+      </w:r>
+      <w:r>
+        <w:rPr w:rFonts="맑은 고딕">
+          <w:rFonts w:ascii="맑은 고딕" w:hAnsi="맑은 고딕" w:eastAsia="맑은 고딕"/>
+          <w:b/>
+          <w:color w:val="1F2937"/>
+          <w:sz w:val="21"/>
+        </w:rPr>
+        <w:t xml:space="preserve">각종 수상경력: </w:t>
+      </w:r>
+      <w:r>
+        <w:rPr w:rFonts="맑은 고딕">
+          <w:rFonts w:ascii="맑은 고딕" w:hAnsi="맑은 고딕" w:eastAsia="맑은 고딕"/>
+          <w:b w:val="0"/>
+          <w:sz w:val="21"/>
+        </w:rPr>
+        <w:t>수록 명곡인 &lt;The Battle of New Orleans&gt;로 1960년 제2회 그래미 어워드 '최우수 컨트리 &amp; 웨스턴 레코딩(Best Country &amp; Western Recording)' 부문을 수상하였으며, 사후 로커빌리 명예의 전당(Rockabilly Hall of Fame) 등에 헌액되며 불멸의 권위를 인정받았습니다.</w:t>
+      </w:r>
+    </w:p>
+    <w:p>
+      <w:pPr>
+        <w:spacing w:line="324" w:lineRule="auto" w:before="200" w:after="80"/>
+      </w:pPr>
+      <w:r>
+        <w:rPr w:rFonts="맑은 고딕">
+          <w:rFonts w:ascii="맑은 고딕" w:hAnsi="맑은 고딕" w:eastAsia="맑은 고딕"/>
+          <w:b/>
+          <w:color w:val="1E3A8A"/>
+          <w:sz w:val="24"/>
+        </w:rPr>
+        <w:t>2. 아티스트 정보</w:t>
+      </w:r>
+    </w:p>
+    <w:p>
+      <w:pPr>
+        <w:spacing w:line="324" w:lineRule="auto" w:after="80"/>
+      </w:pPr>
+      <w:r>
+        <w:rPr w:rFonts="맑은 고딕">
+          <w:rFonts w:ascii="맑은 고딕" w:hAnsi="맑은 고딕" w:eastAsia="맑은 고딕"/>
+          <w:b w:val="0"/>
+          <w:color w:val="6B7280"/>
+          <w:sz w:val="21"/>
+        </w:rPr>
+        <w:t xml:space="preserve">· </w:t>
+      </w:r>
+      <w:r>
+        <w:rPr w:rFonts="맑은 고딕">
+          <w:rFonts w:ascii="맑은 고딕" w:hAnsi="맑은 고딕" w:eastAsia="맑은 고딕"/>
+          <w:b/>
+          <w:color w:val="1F2937"/>
+          <w:sz w:val="21"/>
+        </w:rPr>
+        <w:t xml:space="preserve">국적: </w:t>
+      </w:r>
+      <w:r>
+        <w:rPr w:rFonts="맑은 고딕">
+          <w:rFonts w:ascii="맑은 고딕" w:hAnsi="맑은 고딕" w:eastAsia="맑은 고딕"/>
+          <w:b w:val="0"/>
+          <w:sz w:val="21"/>
+        </w:rPr>
+        <w:t>미국</w:t>
+      </w:r>
+    </w:p>
+    <w:p>
+      <w:pPr>
+        <w:spacing w:line="324" w:lineRule="auto" w:after="80"/>
+      </w:pPr>
+      <w:r>
+        <w:rPr w:rFonts="맑은 고딕">
+          <w:rFonts w:ascii="맑은 고딕" w:hAnsi="맑은 고딕" w:eastAsia="맑은 고딕"/>
+          <w:b w:val="0"/>
+          <w:color w:val="6B7280"/>
+          <w:sz w:val="21"/>
+        </w:rPr>
+        <w:t xml:space="preserve">· </w:t>
+      </w:r>
+      <w:r>
+        <w:rPr w:rFonts="맑은 고딕">
+          <w:rFonts w:ascii="맑은 고딕" w:hAnsi="맑은 고딕" w:eastAsia="맑은 고딕"/>
+          <w:b/>
+          <w:color w:val="1F2937"/>
+          <w:sz w:val="21"/>
+        </w:rPr>
+        <w:t xml:space="preserve">생몰년도: </w:t>
+      </w:r>
+      <w:r>
+        <w:rPr w:rFonts="맑은 고딕">
+          <w:rFonts w:ascii="맑은 고딕" w:hAnsi="맑은 고딕" w:eastAsia="맑은 고딕"/>
+          <w:b w:val="0"/>
+          <w:sz w:val="21"/>
+        </w:rPr>
+        <w:t>1925년 4월 30일 ~ 1960년 11월 5일</w:t>
+      </w:r>
+    </w:p>
+    <w:p>
+      <w:pPr>
+        <w:spacing w:line="324" w:lineRule="auto" w:after="80"/>
+      </w:pPr>
+      <w:r>
+        <w:rPr w:rFonts="맑은 고딕">
+          <w:rFonts w:ascii="맑은 고딕" w:hAnsi="맑은 고딕" w:eastAsia="맑은 고딕"/>
+          <w:b w:val="0"/>
+          <w:color w:val="6B7280"/>
+          <w:sz w:val="21"/>
+        </w:rPr>
+        <w:t xml:space="preserve">· </w:t>
+      </w:r>
+      <w:r>
+        <w:rPr w:rFonts="맑은 고딕">
+          <w:rFonts w:ascii="맑은 고딕" w:hAnsi="맑은 고딕" w:eastAsia="맑은 고딕"/>
+          <w:b/>
+          <w:color w:val="1F2937"/>
+          <w:sz w:val="21"/>
+        </w:rPr>
+        <w:t xml:space="preserve">그룹 소속: </w:t>
+      </w:r>
+      <w:r>
+        <w:rPr w:rFonts="맑은 고딕">
+          <w:rFonts w:ascii="맑은 고딕" w:hAnsi="맑은 고딕" w:eastAsia="맑은 고딕"/>
+          <w:b w:val="0"/>
+          <w:sz w:val="21"/>
+        </w:rPr>
+        <w:t>솔로</w:t>
+      </w:r>
+    </w:p>
+    <w:p>
+      <w:pPr>
+        <w:spacing w:line="324" w:lineRule="auto" w:after="80"/>
+      </w:pPr>
+      <w:r>
+        <w:rPr w:rFonts="맑은 고딕">
+          <w:rFonts w:ascii="맑은 고딕" w:hAnsi="맑은 고딕" w:eastAsia="맑은 고딕"/>
+          <w:b w:val="0"/>
+          <w:color w:val="6B7280"/>
+          <w:sz w:val="21"/>
+        </w:rPr>
+        <w:t xml:space="preserve">· </w:t>
+      </w:r>
+      <w:r>
+        <w:rPr w:rFonts="맑은 고딕">
+          <w:rFonts w:ascii="맑은 고딕" w:hAnsi="맑은 고딕" w:eastAsia="맑은 고딕"/>
+          <w:b/>
+          <w:color w:val="1F2937"/>
+          <w:sz w:val="21"/>
+        </w:rPr>
+        <w:t xml:space="preserve">아티스트 소개: </w:t>
+      </w:r>
+      <w:r>
+        <w:rPr w:rFonts="맑은 고딕">
+          <w:rFonts w:ascii="맑은 고딕" w:hAnsi="맑은 고딕" w:eastAsia="맑은 고딕"/>
+          <w:b w:val="0"/>
+          <w:sz w:val="21"/>
+        </w:rPr>
+        <w:t>조니 호튼은 로커빌리의 역동적인 리듬과 미국 개척기의 역사를 구전 설화처럼 풀어낸 ‘사가 송(Saga Song)’ 장르를 결합하여 독보적인 음악 세계를 구축한 싱어송라이터입니다. 특유의 당당하고 호소력 짙은 음색으로 역사의 드라마를 생생히 묘사하며, 1950~60년대 미국 대중음악계의 경계를 허물고 컨트리를 주류 팝 차트의 정점으로 이끈 선구자였습니다.</w:t>
+      </w:r>
+    </w:p>
+    <w:p>
+      <w:pPr>
+        <w:spacing w:line="324" w:lineRule="auto" w:before="200" w:after="80"/>
+      </w:pPr>
+      <w:r>
+        <w:rPr w:rFonts="맑은 고딕">
+          <w:rFonts w:ascii="맑은 고딕" w:hAnsi="맑은 고딕" w:eastAsia="맑은 고딕"/>
+          <w:b/>
+          <w:color w:val="1E3A8A"/>
+          <w:sz w:val="24"/>
+        </w:rPr>
+        <w:t>3. 음반 상세 분석</w:t>
+      </w:r>
+    </w:p>
+    <w:p>
+      <w:pPr>
+        <w:spacing w:line="324" w:lineRule="auto" w:after="80"/>
+      </w:pPr>
+      <w:r>
+        <w:rPr w:rFonts="맑은 고딕">
+          <w:rFonts w:ascii="맑은 고딕" w:hAnsi="맑은 고딕" w:eastAsia="맑은 고딕"/>
+          <w:b w:val="0"/>
+          <w:color w:val="6B7280"/>
+          <w:sz w:val="21"/>
+        </w:rPr>
+        <w:t xml:space="preserve">· </w:t>
+      </w:r>
+      <w:r>
+        <w:rPr w:rFonts="맑은 고딕">
+          <w:rFonts w:ascii="맑은 고딕" w:hAnsi="맑은 고딕" w:eastAsia="맑은 고딕"/>
+          <w:b/>
+          <w:color w:val="1F2937"/>
+          <w:sz w:val="21"/>
+        </w:rPr>
+        <w:t xml:space="preserve">역사적 위치: </w:t>
+      </w:r>
+      <w:r>
+        <w:rPr w:rFonts="맑은 고딕">
+          <w:rFonts w:ascii="맑은 고딕" w:hAnsi="맑은 고딕" w:eastAsia="맑은 고딕"/>
+          <w:b w:val="0"/>
+          <w:sz w:val="21"/>
+        </w:rPr>
+        <w:t>본 앨범은 1950년대 후반 태동하던 현대적 팝-컨트리 사운드의 완성형을 보여주는 음악사적 기념비입니다. 단순한 히트곡의 나열을 넘어, 구전 문학적 서사를 현대 대중가요의 어법으로 승화시킨 조니 호튼의 독창적인 작가주의가 응축되어 있어 대중음악 평단으로부터 서사 발라드 앨범의 교본으로 평가받습니다.</w:t>
+      </w:r>
+    </w:p>
+    <w:p>
+      <w:pPr>
+        <w:spacing w:line="324" w:lineRule="auto" w:after="80"/>
+      </w:pPr>
+      <w:r>
+        <w:rPr w:rFonts="맑은 고딕">
+          <w:rFonts w:ascii="맑은 고딕" w:hAnsi="맑은 고딕" w:eastAsia="맑은 고딕"/>
+          <w:b w:val="0"/>
+          <w:color w:val="6B7280"/>
+          <w:sz w:val="21"/>
+        </w:rPr>
+        <w:t xml:space="preserve">· </w:t>
+      </w:r>
+      <w:r>
+        <w:rPr w:rFonts="맑은 고딕">
+          <w:rFonts w:ascii="맑은 고딕" w:hAnsi="맑은 고딕" w:eastAsia="맑은 고딕"/>
+          <w:b/>
+          <w:color w:val="1F2937"/>
+          <w:sz w:val="21"/>
+        </w:rPr>
+        <w:t xml:space="preserve">시대의 흔적(스토리텔링): </w:t>
+      </w:r>
+      <w:r>
+        <w:rPr w:rFonts="맑은 고딕">
+          <w:rFonts w:ascii="맑은 고딕" w:hAnsi="맑은 고딕" w:eastAsia="맑은 고딕"/>
+          <w:b w:val="0"/>
+          <w:sz w:val="21"/>
+        </w:rPr>
+        <w:t>제2차 세계대전의 상흔을 딛고 새로운 번영과 풍요를 구가하던 1950년대 말에서 1960년대 초, 대중들은 조니 호튼의 노래를 통해 잊혀가던 개척자 정신과 민족적 긍지를 되찾았습니다. 거친 알래스카의 설원과 미시시피의 전장을 노래한 그의 선율은 당시 청춘들에게 미지의 세계에 대한 동경과 남성적인 낭만을 동시에 심어주었던 시대의 공기 그 자체였습니다.</w:t>
+      </w:r>
+    </w:p>
+    <w:p>
+      <w:pPr>
+        <w:spacing w:line="324" w:lineRule="auto" w:before="200" w:after="80"/>
+      </w:pPr>
+      <w:r>
+        <w:rPr w:rFonts="맑은 고딕">
+          <w:rFonts w:ascii="맑은 고딕" w:hAnsi="맑은 고딕" w:eastAsia="맑은 고딕"/>
+          <w:b/>
+          <w:color w:val="1E3A8A"/>
+          <w:sz w:val="24"/>
+        </w:rPr>
+        <w:t>4. 주요 수록곡 및 감상 제언</w:t>
+      </w:r>
+    </w:p>
+    <w:p>
+      <w:pPr>
+        <w:spacing w:line="324" w:lineRule="auto" w:after="80"/>
+      </w:pPr>
+      <w:r>
+        <w:rPr w:rFonts="맑은 고딕">
+          <w:rFonts w:ascii="맑은 고딕" w:hAnsi="맑은 고딕" w:eastAsia="맑은 고딕"/>
+          <w:b w:val="0"/>
+          <w:color w:val="6B7280"/>
+          <w:sz w:val="21"/>
+        </w:rPr>
+        <w:t xml:space="preserve">· </w:t>
+      </w:r>
+      <w:r>
+        <w:rPr w:rFonts="맑은 고딕">
+          <w:rFonts w:ascii="맑은 고딕" w:hAnsi="맑은 고딕" w:eastAsia="맑은 고딕"/>
+          <w:b/>
+          <w:color w:val="1F2937"/>
+          <w:sz w:val="21"/>
+        </w:rPr>
+        <w:t xml:space="preserve">주요 수록곡 특징: </w:t>
+      </w:r>
+      <w:r>
+        <w:rPr w:rFonts="맑은 고딕">
+          <w:rFonts w:ascii="맑은 고딕" w:hAnsi="맑은 고딕" w:eastAsia="맑은 고딕"/>
+          <w:b w:val="0"/>
+          <w:sz w:val="21"/>
+        </w:rPr>
+        <w:t>빌보드 핫 100 1위를 기록하며 미국 독립 전쟁의 승리를 경쾌하고도 해학적으로 그려낸 &lt;The Battle of New Orleans&gt;, 알래스카 골드러시의 거친 활력을 묵직한 베이스 라인과 함께 노래한 &lt;North to Alaska&gt;, 전장의 긴박감을 극적으로 재현한 &lt;Sink the Bismarck&gt;, 그리고 그의 감미롭고 서정적인 내면이 돋보이는 애틋한 명곡 &lt;Whispering Pines&gt; 등이 수록되어 호튼의 폭넓은 음악적 스펙트럼을 체감케 합니다.</w:t>
+      </w:r>
+    </w:p>
+    <w:p>
+      <w:pPr>
+        <w:spacing w:line="324" w:lineRule="auto" w:after="80"/>
+      </w:pPr>
+      <w:r>
+        <w:rPr w:rFonts="맑은 고딕">
+          <w:rFonts w:ascii="맑은 고딕" w:hAnsi="맑은 고딕" w:eastAsia="맑은 고딕"/>
+          <w:b w:val="0"/>
+          <w:color w:val="6B7280"/>
+          <w:sz w:val="21"/>
+        </w:rPr>
+        <w:t xml:space="preserve">· </w:t>
+      </w:r>
+      <w:r>
+        <w:rPr w:rFonts="맑은 고딕">
+          <w:rFonts w:ascii="맑은 고딕" w:hAnsi="맑은 고딕" w:eastAsia="맑은 고딕"/>
+          <w:b/>
+          <w:color w:val="1F2937"/>
+          <w:sz w:val="21"/>
+        </w:rPr>
+        <w:t xml:space="preserve">빈티지 감상 제언: </w:t>
+      </w:r>
+      <w:r>
+        <w:rPr w:rFonts="맑은 고딕">
+          <w:rFonts w:ascii="맑은 고딕" w:hAnsi="맑은 고딕" w:eastAsia="맑은 고딕"/>
+          <w:b w:val="0"/>
+          <w:sz w:val="21"/>
+        </w:rPr>
+        <w:t>1960년대 컬럼비아 레코드의 정교한 믹싱 기술이 돋보이는 음반으로, 진공관 앰프 특유의 포근한 배음과 조화를 이룰 때 진가를 발휘합니다. 턴테이블의 바늘이 회전하며 빚어내는 통기타의 칼칼한 스트로크와 핑거피킹의 질감, 그리고 가슴 깊은 곳을 울리는 그의 바리톤 음성이 음장(Soundstage) 중앙에 선명히 맺히는 순간에 주목해 감상해 보시길 권합니다.</w:t>
+      </w:r>
+    </w:p>
+    <w:p>
+      <w:pPr>
+        <w:spacing w:line="324" w:lineRule="auto" w:after="80"/>
+      </w:pPr>
+      <w:r>
+        <w:rPr w:rFonts="맑은 고딕">
+          <w:rFonts w:ascii="맑은 고딕" w:hAnsi="맑은 고딕" w:eastAsia="맑은 고딕"/>
+          <w:b w:val="0"/>
+          <w:color w:val="6B7280"/>
+          <w:sz w:val="21"/>
+        </w:rPr>
+        <w:t xml:space="preserve">· </w:t>
+      </w:r>
+      <w:r>
+        <w:rPr w:rFonts="맑은 고딕">
+          <w:rFonts w:ascii="맑은 고딕" w:hAnsi="맑은 고딕" w:eastAsia="맑은 고딕"/>
+          <w:b/>
+          <w:color w:val="1F2937"/>
+          <w:sz w:val="21"/>
+        </w:rPr>
+        <w:t xml:space="preserve">소장 가치: </w:t>
+      </w:r>
+      <w:r>
+        <w:rPr w:rFonts="맑은 고딕">
+          <w:rFonts w:ascii="맑은 고딕" w:hAnsi="맑은 고딕" w:eastAsia="맑은 고딕"/>
+          <w:b w:val="0"/>
+          <w:sz w:val="21"/>
+        </w:rPr>
+        <w:t>조니 호튼의 전성기 오리지널 마스터 사운드를 가장 순수한 아날로그 질감으로 만날 수 있는 앨범입니다. 초창기 컬럼비아의 유려한 재킷 아트워크와 더불어, 요절한 천재의 가장 빛나는 순간들을 한 장의 바이닐에 품을 수 있다는 점에서 전통 팝과 아메리카나(Americana) 컬렉터라면 반드시 서열 상위에 두어야 할 필청반입니다.</w:t>
+      </w:r>
+    </w:p>
+    <w:p>
+      <w:pPr>
+        <w:spacing w:line="324" w:lineRule="auto" w:after="120" w:before="160"/>
+      </w:pPr>
+      <w:r>
+        <w:rPr w:rFonts="맑은 고딕">
+          <w:rFonts w:ascii="맑은 고딕" w:hAnsi="맑은 고딕" w:eastAsia="맑은 고딕"/>
+          <w:b/>
+          <w:color w:val="4338CA"/>
+          <w:sz w:val="21"/>
+        </w:rPr>
+        <w:t>이 음반을 통해 광활한 대지의 바람과 역사의 낭만을 노래했던 거장의 숨결이 전해주는 감동을 다시 한번 경험해 보시는 것은 어떨까요?</w:t>
       </w:r>
     </w:p>
     <w:sectPr>
       <w:pgSz w:w="12240" w:h="15840"/>
-      <w:pgMar w:top="1440" w:right="1440" w:bottom="1440" w:left="1440" w:header="720" w:footer="720" w:gutter="0"/>
+      <w:pgMar w:top="1152" w:right="1296" w:bottom="1152" w:left="1296" w:header="720" w:footer="720" w:gutter="0"/>
       <w:cols w:space="720"/>
       <w:docGrid w:linePitch="360"/>
     </w:sectPr>

--- a/word_reports/LP_0193_위치_264_Johnny Horton_Greatest Hi.docx
+++ b/word_reports/LP_0193_위치_264_Johnny Horton_Greatest Hi.docx
@@ -32,7 +32,7 @@
     </w:p>
     <w:p>
       <w:pPr>
-        <w:spacing w:line="324" w:lineRule="auto" w:before="80" w:after="160"/>
+        <w:spacing w:line="324" w:lineRule="auto" w:before="80" w:after="120"/>
       </w:pPr>
       <w:r>
         <w:rPr w:rFonts="맑은 고딕">
@@ -42,13 +42,6 @@
           <w:sz w:val="22"/>
         </w:rPr>
         <w:t xml:space="preserve">[음반 소개] </w:t>
-      </w:r>
-      <w:r>
-        <w:rPr w:rFonts="맑은 고딕">
-          <w:rFonts w:ascii="맑은 고딕" w:hAnsi="맑은 고딕" w:eastAsia="맑은 고딕"/>
-          <w:b w:val="0"/>
-          <w:sz w:val="21"/>
-        </w:rPr>
       </w:r>
     </w:p>
     <w:p>
@@ -61,7 +54,46 @@
           <w:b w:val="0"/>
           <w:sz w:val="21"/>
         </w:rPr>
-        <w:t>역사의 격랑과 광활한 대지의 숨결을 노래한 음유시인, 조니 호튼(Johnny Horton)의 가장 찬란한 순간들을 아로새긴 불멸의 명반입니다. 1960년 서른다섯이라는 안타까운 나이에 세상을 떠난 그의 음악적 유산이 집대성된 이 앨범은, 거친 야성과 애수 어린 낭만이 교차하는 미국 전통 음악의 정수를 보여줍니다. 웅장한 서사시를 들려주듯 울려 퍼지는 호쾌한 바리톤 음색과 소박한 어쿠스틱 사운드는 반세기를 훌쩍 넘긴 오늘날에도 가슴 벅찬 감동으로 다가옵니다. 아날로그 바이닐의 홈을 따라 흐르는 그의 목소리는 단순한 옛 노래를 넘어, 잃어버린 시대의 낭만과 개척자 정신을 되살려내는 고귀한 음악적 시간 여행을 선사합니다.</w:t>
+        <w:t>1960년 늦가을, 불꽃처럼 타오르던 서른다섯의 젊은 예술가가 불의의 교통사고로 영면했을 때, 미국 대중음악계는 비범한 이야기꾼 하나를 잃었다는 깊은 탄식에 휩싸였습니다. 컬럼비아 레코드(Columbia Records)를 통해 이듬해 발표된 조니 호튼(Johnny Horton)의 《Greatest Hits》는, 삶의 정점에서 너무나 일찍 스러져간 한 가객의 찬란한 전성기 유산을 집대성한 애틋하고도 위대한 음악적 비석입니다. 그는 거친 숨결의 로커빌리와 애수가 깃든 정통 폰키통크의 문법 위에 서 있던 인물이었으나, 그의 시선은 단순한 유행가에 머무르지 않고 민중의 역사와 개척의 서사시라는 웅대한 지평을 향하고 있었습니다.</w:t>
+      </w:r>
+    </w:p>
+    <w:p>
+      <w:pPr>
+        <w:spacing w:line="324" w:lineRule="auto" w:after="120"/>
+      </w:pPr>
+      <w:r>
+        <w:rPr w:rFonts="맑은 고딕">
+          <w:rFonts w:ascii="맑은 고딕" w:hAnsi="맑은 고딕" w:eastAsia="맑은 고딕"/>
+          <w:b w:val="0"/>
+          <w:sz w:val="21"/>
+        </w:rPr>
+        <w:t>이 앨범은 조니 호튼이 독창적으로 개척한 이른바 ‘사가 송(Saga Song, 역사 서사 가요)’의 정점을 온전히 보여줍니다. 1812년 미·영 전쟁의 치열한 전장을 유쾌하고 박진감 넘치는 해학으로 풀어낸 세기의 명곡 〈The Battle of New Orleans〉부터, 알래스카의 혹독한 설원을 배경으로 펼쳐지는 골드러시의 낭만을 노래한 〈North to Alaska〉, 그리고 제2차 세계대전의 격전을 손에 땀을 쥐게 묘사한 〈Sink the Bismarck〉에 이르기까지, 음반에 담긴 곡들은 마치 한 편의 입체적인 서부극이나 대하드라마를 감상하듯 청자의 눈앞에 생생한 시각적 잔상을 펼쳐놓습니다.</w:t>
+      </w:r>
+    </w:p>
+    <w:p>
+      <w:pPr>
+        <w:spacing w:line="324" w:lineRule="auto" w:after="120"/>
+      </w:pPr>
+      <w:r>
+        <w:rPr w:rFonts="맑은 고딕">
+          <w:rFonts w:ascii="맑은 고딕" w:hAnsi="맑은 고딕" w:eastAsia="맑은 고딕"/>
+          <w:b w:val="0"/>
+          <w:sz w:val="21"/>
+        </w:rPr>
+        <w:t>그러나 조니 호튼의 음악적 미덕이 단지 호방하고 쾌활한 서사시에만 국한되는 것은 아닙니다. 앨범의 이면에 흐르는 〈Whispering Pines〉 같은 서정적 발라드에서는 솔바람 소리처럼 쓸쓸하고 깊은 고독의 내면을 토로하며, 폰키통크 바닥의 거친 슬픔을 담은 〈Honky-Tonk Man〉에서는 지극히 인간적인 고뇌와 방황을 노래합니다. 웅장한 대서사 속에서도 결코 소박한 인간미와 서정성을 잃지 않았던 그의 목소리는 시대를 초월하여 묵직한 울림을 자아내며, 세월의 더께가 내려앉은 오늘날에도 여전히 푸른 생명력으로 고동칩니다.</w:t>
+      </w:r>
+    </w:p>
+    <w:p>
+      <w:pPr>
+        <w:spacing w:line="324" w:lineRule="auto" w:after="120"/>
+      </w:pPr>
+      <w:r>
+        <w:rPr w:rFonts="맑은 고딕">
+          <w:rFonts w:ascii="맑은 고딕" w:hAnsi="맑은 고딕" w:eastAsia="맑은 고딕"/>
+          <w:b w:val="0"/>
+          <w:sz w:val="21"/>
+        </w:rPr>
+        <w:t>아날로그 LP의 회전판 위에서 회고되는 조니 호튼의 이 걸작 베스트 음반은, 투박하지만 진실했던 아메리카나 음악의 원형이자 전후 세대의 희망과 낭만을 증언하는 소중한 타임캡슐입니다. 굵직한 바리톤 음색 뒤로 번져 나오는 개척자들의 땀방울과 애환, 그리고 삶에 대한 뜨거운 긍정은 디지털 음원으로는 결코 온전히 전해질 수 없는 묵직한 질감의 온기를 품고 있습니다.</w:t>
       </w:r>
     </w:p>
     <w:p>
@@ -168,7 +200,7 @@
           <w:b w:val="0"/>
           <w:sz w:val="21"/>
         </w:rPr>
-        <w:t>조니 호튼이 비극적인 교통사고로 영면한 이듬해인 1961년, 컬럼비아 레코드(Columbia Records)를 통해 그의 예술혼을 기리고자 헌정 발매된 유작 성격의 베스트 앨범입니다.</w:t>
+        <w:t>1960년 11월 불의의 사고로 세상을 떠난 조니 호튼의 음악적 위업을 기리고자 컬럼비아 레코드(Columbia Records)가 1961년 사후 발매한 공식 베스트 음반.</w:t>
       </w:r>
     </w:p>
     <w:p>
@@ -199,7 +231,7 @@
           <w:b w:val="0"/>
           <w:sz w:val="21"/>
         </w:rPr>
-        <w:t>발매 직후 미국 빌보드 앨범 차트(Billboard 200) 8위에 올랐으며, 전미음반산업협회(RIAA)로부터 플래티넘(Platinum, 100만 장 이상 판매) 인증을 획득하는 등 당대 팝과 컨트리 음악계에서 압도적인 상업적 성공을 거두었습니다.</w:t>
+        <w:t>발매 직후 빌보드 팝 앨범 및 컨트리 앨범 차트 최상위권을 휩쓸었으며, 미국 음반 산업 협회(RIAA) 플래티넘(Platinum) 인증을 획득하여 수백만 장 이상의 스테디셀러로 군림함.</w:t>
       </w:r>
     </w:p>
     <w:p>
@@ -230,7 +262,7 @@
           <w:b w:val="0"/>
           <w:sz w:val="21"/>
         </w:rPr>
-        <w:t>수록 명곡인 &lt;The Battle of New Orleans&gt;로 1960년 제2회 그래미 어워드 '최우수 컨트리 &amp; 웨스턴 레코딩(Best Country &amp; Western Recording)' 부문을 수상하였으며, 사후 로커빌리 명예의 전당(Rockabilly Hall of Fame) 등에 헌액되며 불멸의 권위를 인정받았습니다.</w:t>
+        <w:t>수록곡 "The Battle of New Orleans"로 1960년 제2회 그래미 어워드 ‘최우수 컨트리 &amp; 웨스턴 레코딩(Best Country &amp; Western Recording)’ 수상 및 빌보드 핫 100 1위 석권, 로커빌리 명예의 전당 헌액.</w:t>
       </w:r>
     </w:p>
     <w:p>
@@ -275,7 +307,7 @@
           <w:b w:val="0"/>
           <w:sz w:val="21"/>
         </w:rPr>
-        <w:t>미국</w:t>
+        <w:t>미국 (United States)</w:t>
       </w:r>
     </w:p>
     <w:p>
@@ -337,7 +369,7 @@
           <w:b w:val="0"/>
           <w:sz w:val="21"/>
         </w:rPr>
-        <w:t>솔로</w:t>
+        <w:t>솔로 (Solo)</w:t>
       </w:r>
     </w:p>
     <w:p>
@@ -368,7 +400,7 @@
           <w:b w:val="0"/>
           <w:sz w:val="21"/>
         </w:rPr>
-        <w:t>조니 호튼은 로커빌리의 역동적인 리듬과 미국 개척기의 역사를 구전 설화처럼 풀어낸 ‘사가 송(Saga Song)’ 장르를 결합하여 독보적인 음악 세계를 구축한 싱어송라이터입니다. 특유의 당당하고 호소력 짙은 음색으로 역사의 드라마를 생생히 묘사하며, 1950~60년대 미국 대중음악계의 경계를 허물고 컨트리를 주류 팝 차트의 정점으로 이끈 선구자였습니다.</w:t>
+        <w:t>조니 호튼은 로커빌리의 박진감과 정통 폰키통크의 애수를 결합하여 역사적 사건을 역동적으로 노래하는 ‘사가 송(Saga Song)’이라는 독보적 스타일을 구축한 전설적인 싱어송라이터입니다. 특유의 호방하고 선 굵은 바리톤 보컬과 탁월한 스토리텔링 능력으로 팝과 컨트리의 경계를 허물며 1950년대 후반 대중음악계를 매료시켰습니다.</w:t>
       </w:r>
     </w:p>
     <w:p>
@@ -413,7 +445,7 @@
           <w:b w:val="0"/>
           <w:sz w:val="21"/>
         </w:rPr>
-        <w:t>본 앨범은 1950년대 후반 태동하던 현대적 팝-컨트리 사운드의 완성형을 보여주는 음악사적 기념비입니다. 단순한 히트곡의 나열을 넘어, 구전 문학적 서사를 현대 대중가요의 어법으로 승화시킨 조니 호튼의 독창적인 작가주의가 응축되어 있어 대중음악 평단으로부터 서사 발라드 앨범의 교본으로 평가받습니다.</w:t>
+        <w:t>컨트리 음악의 하위 장르였던 내러티브 발라드를 주류 팝 시장의 정상으로 끌어올린 기념비적인 명반으로, 후대 컨트리 및 포크 음악가들에게 스토리텔링의 무한한 가능성을 제시한 교본으로 평가받습니다.</w:t>
       </w:r>
     </w:p>
     <w:p>
@@ -444,7 +476,7 @@
           <w:b w:val="0"/>
           <w:sz w:val="21"/>
         </w:rPr>
-        <w:t>제2차 세계대전의 상흔을 딛고 새로운 번영과 풍요를 구가하던 1950년대 말에서 1960년대 초, 대중들은 조니 호튼의 노래를 통해 잊혀가던 개척자 정신과 민족적 긍지를 되찾았습니다. 거친 알래스카의 설원과 미시시피의 전장을 노래한 그의 선율은 당시 청춘들에게 미지의 세계에 대한 동경과 남성적인 낭만을 동시에 심어주었던 시대의 공기 그 자체였습니다.</w:t>
+        <w:t>제2차 세계대전의 상흔을 딛고 번영을 구가하던 1950~60년대 미국 사회에서, 과거의 역사적 승리와 개척 정신을 유쾌하고 낭만적인 가락으로 되살려내어 전후 세대 대중에게 긍지와 카타르시스를 선사한 시대의 거울입니다.</w:t>
       </w:r>
     </w:p>
     <w:p>
@@ -489,7 +521,7 @@
           <w:b w:val="0"/>
           <w:sz w:val="21"/>
         </w:rPr>
-        <w:t>빌보드 핫 100 1위를 기록하며 미국 독립 전쟁의 승리를 경쾌하고도 해학적으로 그려낸 &lt;The Battle of New Orleans&gt;, 알래스카 골드러시의 거친 활력을 묵직한 베이스 라인과 함께 노래한 &lt;North to Alaska&gt;, 전장의 긴박감을 극적으로 재현한 &lt;Sink the Bismarck&gt;, 그리고 그의 감미롭고 서정적인 내면이 돋보이는 애틋한 명곡 &lt;Whispering Pines&gt; 등이 수록되어 호튼의 폭넓은 음악적 스펙트럼을 체감케 합니다.</w:t>
+        <w:t>군악대의 경쾌한 스네어 드럼과 휘파람 소리가 어우러진 해학적인 국민가요 "The Battle of New Orleans", 설원의 모험담을 영화적으로 직조한 "North to Alaska", 비장미 넘치는 해전의 서사를 담은 "Sink the Bismarck", 그리고 쓸쓸한 솔숲의 바람 소리를 연상시키는 지극한 서정의 명곡 "Whispering Pines" 등이 수록되어 있습니다.</w:t>
       </w:r>
     </w:p>
     <w:p>
@@ -520,7 +552,7 @@
           <w:b w:val="0"/>
           <w:sz w:val="21"/>
         </w:rPr>
-        <w:t>1960년대 컬럼비아 레코드의 정교한 믹싱 기술이 돋보이는 음반으로, 진공관 앰프 특유의 포근한 배음과 조화를 이룰 때 진가를 발휘합니다. 턴테이블의 바늘이 회전하며 빚어내는 통기타의 칼칼한 스트로크와 핑거피킹의 질감, 그리고 가슴 깊은 곳을 울리는 그의 바리톤 음성이 음장(Soundstage) 중앙에 선명히 맺히는 순간에 주목해 감상해 보시길 권합니다.</w:t>
+        <w:t>컬럼비아 사운드 특유의 깊고 웅장한 공간감 속에서 조니 호튼의 힘찬 보컬과 어쿠스틱 기타의 명료한 탄현, 묵직한 업라이트 베이스의 울림이 돋보입니다. 진공관 앰프의 풍성한 중음역을 거칠 때 그의 목소리가 지닌 흙냄새 짙은 텍스처가 청음실 공기를 가득 채우는 마법을 선사합니다.</w:t>
       </w:r>
     </w:p>
     <w:p>
@@ -551,7 +583,7 @@
           <w:b w:val="0"/>
           <w:sz w:val="21"/>
         </w:rPr>
-        <w:t>조니 호튼의 전성기 오리지널 마스터 사운드를 가장 순수한 아날로그 질감으로 만날 수 있는 앨범입니다. 초창기 컬럼비아의 유려한 재킷 아트워크와 더불어, 요절한 천재의 가장 빛나는 순간들을 한 장의 바이닐에 품을 수 있다는 점에서 전통 팝과 아메리카나(Americana) 컬렉터라면 반드시 서열 상위에 두어야 할 필청반입니다.</w:t>
+        <w:t>요절한 거장의 가장 빛나는 황금기 트랙들만을 엄선하여 수록한 완성도 높은 컴필레이션으로, 20세기 중반 미국 루츠 음악과 정통 LP 사운드의 진수를 증명하는 필수 소장 음반입니다.</w:t>
       </w:r>
     </w:p>
     <w:p>
@@ -565,7 +597,7 @@
           <w:color w:val="4338CA"/>
           <w:sz w:val="21"/>
         </w:rPr>
-        <w:t>이 음반을 통해 광활한 대지의 바람과 역사의 낭만을 노래했던 거장의 숨결이 전해주는 감동을 다시 한번 경험해 보시는 것은 어떨까요?</w:t>
+        <w:t>이 음반을 통해 아날로그의 따스한 숨결을 타고 흐르는 위대한 이야기꾼 조니 호튼의 호방한 숨결과 서정성이 전해주는 감동을 다시 한번 경험해 보시는 것은 어떨까요?</w:t>
       </w:r>
     </w:p>
     <w:sectPr>
